--- a/TinkrKit_Technical_Documentation.docx
+++ b/TinkrKit_Technical_Documentation.docx
@@ -2762,6 +2762,28 @@
           </w:p>
         </w:tc>
       </w:tr>
+      <w:tr>
+        <w:tc>
+          <w:tcPr>
+            <w:tcW w:type="dxa" w:w="3120"/>
+          </w:tcPr>
+          <w:p>
+            <w:r>
+              <w:t>heic2any</w:t>
+            </w:r>
+          </w:p>
+        </w:tc>
+        <w:tc>
+          <w:tcPr>
+            <w:tcW w:type="dxa" w:w="6240"/>
+          </w:tcPr>
+          <w:p>
+            <w:r>
+              <w:t>HEIC/HEIF → JPG/PNG browser-side decoding (dynamic import)</w:t>
+            </w:r>
+          </w:p>
+        </w:tc>
+      </w:tr>
     </w:tbl>
     <w:p>
       <w:pPr>
@@ -2798,7 +2820,7 @@
           <w:sz w:val="20"/>
           <w:szCs w:val="20"/>
         </w:rPr>
-        <w:t xml:space="preserve">Because all 64 tools run in the browser, there are zero compute costs. The only server-side work is blog reads from Supabase and admin actions — both within free-tier limits.</w:t>
+        <w:t>Because all 68 tools run in the browser, there are zero compute costs. The only server-side work is blog reads from Supabase and admin actions — both within free-tier limits.</w:t>
       </w:r>
     </w:p>
     <w:p>
@@ -6568,7 +6590,7 @@
           <w:sz w:val="18"/>
           <w:szCs w:val="18"/>
         </w:rPr>
-        <w:t xml:space="preserve">│   ├── image/                      # 12 image tools</w:t>
+        <w:t>│   ├── image/                      # 16 image tools</w:t>
       </w:r>
     </w:p>
     <w:p>
@@ -6918,7 +6940,7 @@
           <w:sz w:val="18"/>
           <w:szCs w:val="18"/>
         </w:rPr>
-        <w:t xml:space="preserve">│   ├── tools-config.ts             # All 64 tools metadata</w:t>
+        <w:t>│   ├── tools-config.ts             # All 68 tools metadata</w:t>
       </w:r>
     </w:p>
     <w:p>
@@ -7016,7 +7038,7 @@
           <w:sz w:val="18"/>
           <w:szCs w:val="18"/>
         </w:rPr>
-        <w:t xml:space="preserve">│   ├── manifest.json               # v1.0.1; storage + contextMenus</w:t>
+        <w:t>│   ├── manifest.json               # v1.0.2; storage + contextMenus</w:t>
       </w:r>
     </w:p>
     <w:p>
@@ -10916,6 +10938,94 @@
           </w:p>
         </w:tc>
       </w:tr>
+      <w:tr>
+        <w:tc>
+          <w:tcPr>
+            <w:tcW w:type="dxa" w:w="3120"/>
+          </w:tcPr>
+          <w:p>
+            <w:r>
+              <w:t>/image/heic-to-jpg</w:t>
+            </w:r>
+          </w:p>
+        </w:tc>
+        <w:tc>
+          <w:tcPr>
+            <w:tcW w:type="dxa" w:w="6240"/>
+          </w:tcPr>
+          <w:p>
+            <w:r>
+              <w:t>HEIC to JPG</w:t>
+            </w:r>
+          </w:p>
+        </w:tc>
+      </w:tr>
+      <w:tr>
+        <w:tc>
+          <w:tcPr>
+            <w:tcW w:type="dxa" w:w="3120"/>
+          </w:tcPr>
+          <w:p>
+            <w:r>
+              <w:t>/image/heic-to-png</w:t>
+            </w:r>
+          </w:p>
+        </w:tc>
+        <w:tc>
+          <w:tcPr>
+            <w:tcW w:type="dxa" w:w="6240"/>
+          </w:tcPr>
+          <w:p>
+            <w:r>
+              <w:t>HEIC to PNG</w:t>
+            </w:r>
+          </w:p>
+        </w:tc>
+      </w:tr>
+      <w:tr>
+        <w:tc>
+          <w:tcPr>
+            <w:tcW w:type="dxa" w:w="3120"/>
+          </w:tcPr>
+          <w:p>
+            <w:r>
+              <w:t>/image/jpg-to-heic</w:t>
+            </w:r>
+          </w:p>
+        </w:tc>
+        <w:tc>
+          <w:tcPr>
+            <w:tcW w:type="dxa" w:w="6240"/>
+          </w:tcPr>
+          <w:p>
+            <w:r>
+              <w:t>JPG to HEIC</w:t>
+            </w:r>
+          </w:p>
+        </w:tc>
+      </w:tr>
+      <w:tr>
+        <w:tc>
+          <w:tcPr>
+            <w:tcW w:type="dxa" w:w="3120"/>
+          </w:tcPr>
+          <w:p>
+            <w:r>
+              <w:t>/image/png-to-heic</w:t>
+            </w:r>
+          </w:p>
+        </w:tc>
+        <w:tc>
+          <w:tcPr>
+            <w:tcW w:type="dxa" w:w="6240"/>
+          </w:tcPr>
+          <w:p>
+            <w:r>
+              <w:t>PNG to HEIC</w:t>
+            </w:r>
+          </w:p>
+        </w:tc>
+      </w:tr>
     </w:tbl>
     <w:p>
       <w:pPr>
@@ -11010,7 +11120,7 @@
           <w:sz w:val="22"/>
           <w:szCs w:val="22"/>
         </w:rPr>
-        <w:t xml:space="preserve"> is the outermost wrapper for every tool page. It accepts the tool's slug and automatically renders (in order, below the tool's main UI): SocialShare buttons, BuyMeCoffee widget, HowToUse accordion, KeywordTags, RelatedTools grid, RelatedPosts list, and an AdSlot. This ensures consistent structure across all 64 tools without any per-tool copy-paste.</w:t>
+        <w:t xml:space="preserve"> is the outermost wrapper for every tool page. It accepts the tool's slug and automatically renders (in order, below the tool's main UI): SocialShare buttons, BuyMeCoffee widget, HowToUse accordion, KeywordTags, RelatedTools grid, RelatedPosts list, and an AdSlot. This ensures consistent structure across all 68 tools without any per-tool copy-paste.</w:t>
       </w:r>
     </w:p>
     <w:p>
@@ -12028,7 +12138,7 @@
           <w:sz w:val="22"/>
           <w:szCs w:val="22"/>
         </w:rPr>
-        <w:t xml:space="preserve">The homepage search bar filters all 64 tools in real-time as the user types. It is implemented as a client-side filter over the </w:t>
+        <w:t xml:space="preserve">The homepage search bar filters all 68 tools in real-time as the user types. It is implemented as a client-side filter over the </w:t>
       </w:r>
       <w:r>
         <w:rPr>
@@ -13476,7 +13586,7 @@
           <w:b/>
           <w:bCs/>
         </w:rPr>
-        <w:t xml:space="preserve">4.3 Image Tools — 12 Tools</w:t>
+        <w:t>4.3 Image Tools — 16 Tools</w:t>
       </w:r>
     </w:p>
     <w:p>
@@ -14413,6 +14523,94 @@
           </w:p>
         </w:tc>
       </w:tr>
+      <w:tr>
+        <w:tc>
+          <w:tcPr>
+            <w:tcW w:type="dxa" w:w="3120"/>
+          </w:tcPr>
+          <w:p>
+            <w:r>
+              <w:t>HEIC to JPG</w:t>
+            </w:r>
+          </w:p>
+        </w:tc>
+        <w:tc>
+          <w:tcPr>
+            <w:tcW w:type="dxa" w:w="6240"/>
+          </w:tcPr>
+          <w:p>
+            <w:r>
+              <w:t>/image/heic-to-jpg</w:t>
+            </w:r>
+          </w:p>
+        </w:tc>
+      </w:tr>
+      <w:tr>
+        <w:tc>
+          <w:tcPr>
+            <w:tcW w:type="dxa" w:w="3120"/>
+          </w:tcPr>
+          <w:p>
+            <w:r>
+              <w:t>HEIC to PNG</w:t>
+            </w:r>
+          </w:p>
+        </w:tc>
+        <w:tc>
+          <w:tcPr>
+            <w:tcW w:type="dxa" w:w="6240"/>
+          </w:tcPr>
+          <w:p>
+            <w:r>
+              <w:t>/image/heic-to-png</w:t>
+            </w:r>
+          </w:p>
+        </w:tc>
+      </w:tr>
+      <w:tr>
+        <w:tc>
+          <w:tcPr>
+            <w:tcW w:type="dxa" w:w="3120"/>
+          </w:tcPr>
+          <w:p>
+            <w:r>
+              <w:t>JPG to HEIC</w:t>
+            </w:r>
+          </w:p>
+        </w:tc>
+        <w:tc>
+          <w:tcPr>
+            <w:tcW w:type="dxa" w:w="6240"/>
+          </w:tcPr>
+          <w:p>
+            <w:r>
+              <w:t>/image/jpg-to-heic</w:t>
+            </w:r>
+          </w:p>
+        </w:tc>
+      </w:tr>
+      <w:tr>
+        <w:tc>
+          <w:tcPr>
+            <w:tcW w:type="dxa" w:w="3120"/>
+          </w:tcPr>
+          <w:p>
+            <w:r>
+              <w:t>PNG to HEIC</w:t>
+            </w:r>
+          </w:p>
+        </w:tc>
+        <w:tc>
+          <w:tcPr>
+            <w:tcW w:type="dxa" w:w="6240"/>
+          </w:tcPr>
+          <w:p>
+            <w:r>
+              <w:t>/image/png-to-heic</w:t>
+            </w:r>
+          </w:p>
+        </w:tc>
+      </w:tr>
     </w:tbl>
     <w:p>
       <w:pPr>
@@ -18464,7 +18662,7 @@
           <w:sz w:val="18"/>
           <w:szCs w:val="18"/>
         </w:rPr>
-        <w:t xml:space="preserve">  "version": "1.0.1",</w:t>
+        <w:t xml:space="preserve">  "version": "1.0.2",</w:t>
       </w:r>
     </w:p>
     <w:p>
@@ -18855,7 +19053,7 @@
           <w:sz w:val="22"/>
           <w:szCs w:val="22"/>
         </w:rPr>
-        <w:t xml:space="preserve">The popup loads all 64 tools from an inline JavaScript array (not fetched from the website) to ensure it works </w:t>
+        <w:t xml:space="preserve">The popup loads all 68 tools from an inline JavaScript array (not fetched from the website) to ensure it works </w:t>
       </w:r>
       <w:r>
         <w:rPr>
@@ -20112,7 +20310,7 @@
                 <w:sz w:val="19"/>
                 <w:szCs w:val="19"/>
               </w:rPr>
-              <w:t xml:space="preserve">Phase 1 (v1.0.1 — Current) / Phase 2 (Planned)</w:t>
+              <w:t>Phase 1 (v1.0.2 — Current) / Phase 2 (Planned)</w:t>
             </w:r>
           </w:p>
         </w:tc>
@@ -21191,7 +21389,7 @@
           <w:sz w:val="22"/>
           <w:szCs w:val="22"/>
         </w:rPr>
-        <w:t xml:space="preserve">The review process for version 1.0.1 (after removing the "tabs" permission) involves an automated policy check followed by a manual human review if the automated check flags anything. Common rejection reasons for Chrome extensions include: overly broad permissions, missing privacy policy, misleading descriptions, and use of external JavaScript. TinkrKit's extension has none of these issues in v1.0.1.</w:t>
+        <w:t>The review process for version 1.0.2 (after removing the "tabs" permission) involves an automated policy check followed by a manual human review if the automated check flags anything. Common rejection reasons for Chrome extensions include: overly broad permissions, missing privacy policy, misleading descriptions, and use of external JavaScript. TinkrKit's extension has none of these issues in v1.0.2.</w:t>
       </w:r>
     </w:p>
     <w:p>
@@ -33045,7 +33243,7 @@
           <w:sz w:val="22"/>
           <w:szCs w:val="22"/>
         </w:rPr>
-        <w:t xml:space="preserve">Preparation checklist: make the site fully polished before launch (no broken pages, responsive on mobile, all 64 tools working), prepare a 30-second GIF or video showing the site in action, write a launch post explaining the story behind the product, recruit a hunter (or launch yourself), and build an email list or Twitter following to drive first-hour upvotes.</w:t>
+        <w:t>Preparation checklist: make the site fully polished before launch (no broken pages, responsive on mobile, all 68 tools working), prepare a 30-second GIF or video showing the site in action, write a launch post explaining the story behind the product, recruit a hunter (or launch yourself), and build an email list or Twitter following to drive first-hour upvotes.</w:t>
       </w:r>
     </w:p>
     <w:p>
@@ -38923,7 +39121,7 @@
           <w:b/>
           <w:bCs/>
         </w:rPr>
-        <w:t xml:space="preserve">Appendix C — Tool URLs Complete List (64 Tools)</w:t>
+        <w:t>Appendix C — Tool URLs Complete List (68 Tools)</w:t>
       </w:r>
     </w:p>
     <w:p>
@@ -38936,7 +39134,7 @@
           <w:sz w:val="22"/>
           <w:szCs w:val="22"/>
         </w:rPr>
-        <w:t xml:space="preserve">Complete list of all 64 tool pages with their URLs and estimated monthly search volumes for the primary keyword.</w:t>
+        <w:t>Complete list of all 68 tool pages with their URLs and estimated monthly search volumes for the primary keyword.</w:t>
       </w:r>
     </w:p>
     <w:p>
@@ -41715,7 +41913,7 @@
           <w:b/>
           <w:bCs/>
         </w:rPr>
-        <w:t xml:space="preserve">Image Tools — 12 tools (/image/)</w:t>
+        <w:t>Image Tools — 16 tools (/image/)</w:t>
       </w:r>
     </w:p>
     <w:tbl>

--- a/TinkrKit_Technical_Documentation.docx
+++ b/TinkrKit_Technical_Documentation.docx
@@ -2784,6 +2784,28 @@
           </w:p>
         </w:tc>
       </w:tr>
+      <w:tr>
+        <w:tc>
+          <w:tcPr>
+            <w:tcW w:type="dxa" w:w="3120"/>
+          </w:tcPr>
+          <w:p>
+            <w:r>
+              <w:t>turndown</w:t>
+            </w:r>
+          </w:p>
+        </w:tc>
+        <w:tc>
+          <w:tcPr>
+            <w:tcW w:type="dxa" w:w="6240"/>
+          </w:tcPr>
+          <w:p>
+            <w:r>
+              <w:t>HTML → Markdown conversion (dynamic import, client-side)</w:t>
+            </w:r>
+          </w:p>
+        </w:tc>
+      </w:tr>
     </w:tbl>
     <w:p>
       <w:pPr>
@@ -2820,7 +2842,7 @@
           <w:sz w:val="20"/>
           <w:szCs w:val="20"/>
         </w:rPr>
-        <w:t>Because all 68 tools run in the browser, there are zero compute costs. The only server-side work is blog reads from Supabase and admin actions — both within free-tier limits.</w:t>
+        <w:t>Because all 71 tools run in the browser, there are zero compute costs. The only server-side work is blog reads from Supabase and admin actions — both within free-tier limits.</w:t>
       </w:r>
     </w:p>
     <w:p>
@@ -6940,7 +6962,7 @@
           <w:sz w:val="18"/>
           <w:szCs w:val="18"/>
         </w:rPr>
-        <w:t>│   ├── tools-config.ts             # All 68 tools metadata</w:t>
+        <w:t>│   ├── tools-config.ts             # All 71 tools metadata</w:t>
       </w:r>
     </w:p>
     <w:p>
@@ -7038,7 +7060,7 @@
           <w:sz w:val="18"/>
           <w:szCs w:val="18"/>
         </w:rPr>
-        <w:t>│   ├── manifest.json               # v1.0.2; storage + contextMenus</w:t>
+        <w:t>│   ├── manifest.json               # v1.0.3; storage + contextMenus</w:t>
       </w:r>
     </w:p>
     <w:p>
@@ -11120,7 +11142,7 @@
           <w:sz w:val="22"/>
           <w:szCs w:val="22"/>
         </w:rPr>
-        <w:t xml:space="preserve"> is the outermost wrapper for every tool page. It accepts the tool's slug and automatically renders (in order, below the tool's main UI): SocialShare buttons, BuyMeCoffee widget, HowToUse accordion, KeywordTags, RelatedTools grid, RelatedPosts list, and an AdSlot. This ensures consistent structure across all 68 tools without any per-tool copy-paste.</w:t>
+        <w:t xml:space="preserve"> is the outermost wrapper for every tool page. It accepts the tool's slug and automatically renders (in order, below the tool's main UI): SocialShare buttons, BuyMeCoffee widget, HowToUse accordion, KeywordTags, RelatedTools grid, RelatedPosts list, and an AdSlot. This ensures consistent structure across all 71 tools without any per-tool copy-paste.</w:t>
       </w:r>
     </w:p>
     <w:p>
@@ -12138,7 +12160,7 @@
           <w:sz w:val="22"/>
           <w:szCs w:val="22"/>
         </w:rPr>
-        <w:t xml:space="preserve">The homepage search bar filters all 68 tools in real-time as the user types. It is implemented as a client-side filter over the </w:t>
+        <w:t xml:space="preserve">The homepage search bar filters all 71 tools in real-time as the user types. It is implemented as a client-side filter over the </w:t>
       </w:r>
       <w:r>
         <w:rPr>
@@ -19053,7 +19075,7 @@
           <w:sz w:val="22"/>
           <w:szCs w:val="22"/>
         </w:rPr>
-        <w:t xml:space="preserve">The popup loads all 68 tools from an inline JavaScript array (not fetched from the website) to ensure it works </w:t>
+        <w:t xml:space="preserve">The popup loads all 71 tools from an inline JavaScript array (not fetched from the website) to ensure it works </w:t>
       </w:r>
       <w:r>
         <w:rPr>
@@ -20022,6 +20044,72 @@
           </w:p>
         </w:tc>
       </w:tr>
+      <w:tr>
+        <w:tc>
+          <w:tcPr>
+            <w:tcW w:type="dxa" w:w="3120"/>
+          </w:tcPr>
+          <w:p>
+            <w:r>
+              <w:t>/developer/sql-dialect-converter</w:t>
+            </w:r>
+          </w:p>
+        </w:tc>
+        <w:tc>
+          <w:tcPr>
+            <w:tcW w:type="dxa" w:w="6240"/>
+          </w:tcPr>
+          <w:p>
+            <w:r>
+              <w:t>SQL Dialect Converter</w:t>
+            </w:r>
+          </w:p>
+        </w:tc>
+      </w:tr>
+      <w:tr>
+        <w:tc>
+          <w:tcPr>
+            <w:tcW w:type="dxa" w:w="3120"/>
+          </w:tcPr>
+          <w:p>
+            <w:r>
+              <w:t>/developer/markdown-to-html</w:t>
+            </w:r>
+          </w:p>
+        </w:tc>
+        <w:tc>
+          <w:tcPr>
+            <w:tcW w:type="dxa" w:w="6240"/>
+          </w:tcPr>
+          <w:p>
+            <w:r>
+              <w:t>Markdown to HTML</w:t>
+            </w:r>
+          </w:p>
+        </w:tc>
+      </w:tr>
+      <w:tr>
+        <w:tc>
+          <w:tcPr>
+            <w:tcW w:type="dxa" w:w="3120"/>
+          </w:tcPr>
+          <w:p>
+            <w:r>
+              <w:t>/developer/html-to-markdown</w:t>
+            </w:r>
+          </w:p>
+        </w:tc>
+        <w:tc>
+          <w:tcPr>
+            <w:tcW w:type="dxa" w:w="6240"/>
+          </w:tcPr>
+          <w:p>
+            <w:r>
+              <w:t>HTML to Markdown</w:t>
+            </w:r>
+          </w:p>
+        </w:tc>
+      </w:tr>
     </w:tbl>
     <w:p>
       <w:pPr>
@@ -20310,7 +20398,7 @@
                 <w:sz w:val="19"/>
                 <w:szCs w:val="19"/>
               </w:rPr>
-              <w:t>Phase 1 (v1.0.2 — Current) / Phase 2 (Planned)</w:t>
+              <w:t>Phase 1 (v1.0.3 — Current) / Phase 2 (Planned)</w:t>
             </w:r>
           </w:p>
         </w:tc>
@@ -21115,7 +21203,7 @@
           <w:sz w:val="18"/>
           <w:szCs w:val="18"/>
         </w:rPr>
-        <w:t xml:space="preserve">zip -r ../tinkrkit-extension-v1.0.2.zip . -x "*.DS_Store" -x "__MACOSX/*"</w:t>
+        <w:t>zip -r ../tinkrkit-extension-v1.0.3.zip . -x "*.DS_Store" -x "__MACOSX/*"</w:t>
       </w:r>
     </w:p>
     <w:p>
@@ -21389,7 +21477,7 @@
           <w:sz w:val="22"/>
           <w:szCs w:val="22"/>
         </w:rPr>
-        <w:t>The review process for version 1.0.2 (after removing the "tabs" permission) involves an automated policy check followed by a manual human review if the automated check flags anything. Common rejection reasons for Chrome extensions include: overly broad permissions, missing privacy policy, misleading descriptions, and use of external JavaScript. TinkrKit's extension has none of these issues in v1.0.2.</w:t>
+        <w:t>The review process for version 1.0.3 (after removing the "tabs" permission) involves an automated policy check followed by a manual human review if the automated check flags anything. Common rejection reasons for Chrome extensions include: overly broad permissions, missing privacy policy, misleading descriptions, and use of external JavaScript. TinkrKit's extension has none of these issues in v1.0.3.</w:t>
       </w:r>
     </w:p>
     <w:p>
@@ -33243,7 +33331,7 @@
           <w:sz w:val="22"/>
           <w:szCs w:val="22"/>
         </w:rPr>
-        <w:t>Preparation checklist: make the site fully polished before launch (no broken pages, responsive on mobile, all 68 tools working), prepare a 30-second GIF or video showing the site in action, write a launch post explaining the story behind the product, recruit a hunter (or launch yourself), and build an email list or Twitter following to drive first-hour upvotes.</w:t>
+        <w:t>Preparation checklist: make the site fully polished before launch (no broken pages, responsive on mobile, all 71 tools working), prepare a 30-second GIF or video showing the site in action, write a launch post explaining the story behind the product, recruit a hunter (or launch yourself), and build an email list or Twitter following to drive first-hour upvotes.</w:t>
       </w:r>
     </w:p>
     <w:p>
@@ -41890,6 +41978,102 @@
                 <w:szCs w:val="19"/>
               </w:rPr>
               <w:t xml:space="preserve">100,000</w:t>
+            </w:r>
+          </w:p>
+        </w:tc>
+      </w:tr>
+      <w:tr>
+        <w:tc>
+          <w:tcPr>
+            <w:tcW w:type="dxa" w:w="2600"/>
+          </w:tcPr>
+          <w:p>
+            <w:r>
+              <w:t>SQL Dialect Converter</w:t>
+            </w:r>
+          </w:p>
+        </w:tc>
+        <w:tc>
+          <w:tcPr>
+            <w:tcW w:type="dxa" w:w="3880"/>
+          </w:tcPr>
+          <w:p>
+            <w:r>
+              <w:t>/developer/sql-dialect-converter</w:t>
+            </w:r>
+          </w:p>
+        </w:tc>
+        <w:tc>
+          <w:tcPr>
+            <w:tcW w:type="dxa" w:w="2880"/>
+          </w:tcPr>
+          <w:p>
+            <w:r>
+              <w:t>✅ Built</w:t>
+            </w:r>
+          </w:p>
+        </w:tc>
+      </w:tr>
+      <w:tr>
+        <w:tc>
+          <w:tcPr>
+            <w:tcW w:type="dxa" w:w="2600"/>
+          </w:tcPr>
+          <w:p>
+            <w:r>
+              <w:t>Markdown to HTML</w:t>
+            </w:r>
+          </w:p>
+        </w:tc>
+        <w:tc>
+          <w:tcPr>
+            <w:tcW w:type="dxa" w:w="3880"/>
+          </w:tcPr>
+          <w:p>
+            <w:r>
+              <w:t>/developer/markdown-to-html</w:t>
+            </w:r>
+          </w:p>
+        </w:tc>
+        <w:tc>
+          <w:tcPr>
+            <w:tcW w:type="dxa" w:w="2880"/>
+          </w:tcPr>
+          <w:p>
+            <w:r>
+              <w:t>✅ Built</w:t>
+            </w:r>
+          </w:p>
+        </w:tc>
+      </w:tr>
+      <w:tr>
+        <w:tc>
+          <w:tcPr>
+            <w:tcW w:type="dxa" w:w="2600"/>
+          </w:tcPr>
+          <w:p>
+            <w:r>
+              <w:t>HTML to Markdown</w:t>
+            </w:r>
+          </w:p>
+        </w:tc>
+        <w:tc>
+          <w:tcPr>
+            <w:tcW w:type="dxa" w:w="3880"/>
+          </w:tcPr>
+          <w:p>
+            <w:r>
+              <w:t>/developer/html-to-markdown</w:t>
+            </w:r>
+          </w:p>
+        </w:tc>
+        <w:tc>
+          <w:tcPr>
+            <w:tcW w:type="dxa" w:w="2880"/>
+          </w:tcPr>
+          <w:p>
+            <w:r>
+              <w:t>✅ Built</w:t>
             </w:r>
           </w:p>
         </w:tc>
